--- a/07-Entregables/build/reference.docx
+++ b/07-Entregables/build/reference.docx
@@ -314,9 +314,12 @@
       </w:r>
     </w:p>
     <w:sectPr>
+      <w:footerReference w:type="default" r:id="rId40"/>
       <w:footnotePr>
         <w:numRestart w:val="eachSect"/>
       </w:footnotePr>
+      <w:pgSz w:w="11906" w:h="16838"/>
+      <w:pgMar w:top="1418" w:right="1418" w:bottom="1418" w:left="1418" w:header="708" w:footer="708" w:gutter="0"/>
     </w:sectPr>
   </w:body>
 </w:document>
@@ -324,6 +327,55 @@
 
 <file path=word/comments.xml><?xml version="1.0" encoding="utf-8"?>
 <w:comments xmlns:w="http://schemas.openxmlformats.org/wordprocessingml/2006/main" xmlns:m="http://schemas.openxmlformats.org/officeDocument/2006/math" xmlns:r="http://schemas.openxmlformats.org/officeDocument/2006/relationships" xmlns:o="urn:schemas-microsoft-com:office:office" xmlns:v="urn:schemas-microsoft-com:vml" xmlns:w10="urn:schemas-microsoft-com:office:word" xmlns:a="http://schemas.openxmlformats.org/drawingml/2006/main" xmlns:pic="http://schemas.openxmlformats.org/drawingml/2006/picture" xmlns:wp="http://schemas.openxmlformats.org/drawingml/2006/wordprocessingDrawing"/>
+</file>
+
+<file path=word/footer1.xml><?xml version="1.0" encoding="utf-8"?>
+<w:ftr xmlns:w="http://schemas.openxmlformats.org/wordprocessingml/2006/main" xmlns:r="http://schemas.openxmlformats.org/officeDocument/2006/relationships">
+  <w:p>
+    <w:pPr>
+      <w:jc w:val="center"/>
+    </w:pPr>
+    <w:r>
+      <w:rPr>
+        <w:rFonts w:ascii="Cambria" w:hAnsi="Cambria"/>
+        <w:color w:val="808080"/>
+        <w:sz w:val="18"/>
+        <w:szCs w:val="18"/>
+      </w:rPr>
+      <w:t xml:space="preserve">â€” </w:t>
+    </w:r>
+    <w:r>
+      <w:rPr>
+        <w:color w:val="808080"/>
+        <w:sz w:val="18"/>
+      </w:rPr>
+      <w:fldChar w:fldCharType="begin"/>
+    </w:r>
+    <w:r>
+      <w:rPr>
+        <w:color w:val="808080"/>
+        <w:sz w:val="18"/>
+      </w:rPr>
+      <w:instrText xml:space="preserve"> PAGE </w:instrText>
+    </w:r>
+    <w:r>
+      <w:rPr>
+        <w:color w:val="808080"/>
+        <w:sz w:val="18"/>
+      </w:rPr>
+      <w:fldChar w:fldCharType="end"/>
+    </w:r>
+    <w:r>
+      <w:rPr>
+        <w:rFonts w:ascii="Cambria" w:hAnsi="Cambria"/>
+        <w:color w:val="808080"/>
+        <w:sz w:val="18"/>
+        <w:szCs w:val="18"/>
+      </w:rPr>
+      <w:t xml:space="preserve"> â€”</w:t>
+    </w:r>
+  </w:p>
+</w:ftr>
 </file>
 
 <file path=word/footnotes.xml><?xml version="1.0" encoding="utf-8"?>
@@ -485,15 +537,16 @@
   <w:docDefaults>
     <w:rPrDefault>
       <w:rPr>
-        <w:rFonts w:asciiTheme="minorHAnsi" w:eastAsiaTheme="minorEastAsia" w:hAnsiTheme="minorHAnsi" w:cstheme="minorBidi"/>
-        <w:sz w:val="24"/>
-        <w:szCs w:val="24"/>
-        <w:lang w:val="en-US" w:eastAsia="zh-CN" w:bidi="ar-SA"/>
+        <w:rFonts w:ascii="Cambria" w:hAnsi="Cambria" w:cs="Cambria"/>
+        <w:sz w:val="22"/>
+        <w:szCs w:val="22"/>
+        <w:lang w:val="es-AR" w:eastAsia="es-AR" w:bidi="ar-SA"/>
       </w:rPr>
     </w:rPrDefault>
     <w:pPrDefault>
       <w:pPr>
-        <w:spacing w:after="140" w:line="276" w:lineRule="auto"/>
+        <w:spacing w:after="120" w:line="264" w:lineRule="auto"/>
+        <w:jc w:val="both"/>
       </w:pPr>
     </w:pPrDefault>
   </w:docDefaults>
@@ -508,7 +561,8 @@
     <w:link w:val="BodyTextChar"/>
     <w:qFormat/>
     <w:pPr>
-      <w:spacing w:before="180" w:after="180"/>
+      <w:spacing w:before="0" w:after="140" w:line="264" w:lineRule="auto"/>
+      <w:jc w:val="both"/>
     </w:pPr>
   </w:style>
   <w:style w:type="paragraph" w:customStyle="1" w:styleId="FirstParagraph">
@@ -532,16 +586,17 @@
     <w:link w:val="TitleChar"/>
     <w:uiPriority w:val="10"/>
     <w:qFormat/>
-    <w:rsid w:val="00A10FD9"/>
-    <w:pPr>
-      <w:spacing w:after="80" w:line="240" w:lineRule="auto"/>
+    <w:pPr>
+      <w:spacing w:before="240" w:after="80" w:line="240" w:lineRule="auto"/>
       <w:contextualSpacing/>
       <w:jc w:val="center"/>
     </w:pPr>
     <w:rPr>
-      <w:rFonts w:asciiTheme="majorHAnsi" w:eastAsiaTheme="majorEastAsia" w:hAnsiTheme="majorHAnsi" w:cstheme="majorBidi"/>
-      <w:sz w:val="56"/>
-      <w:szCs w:val="56"/>
+      <w:rFonts w:ascii="Cambria" w:hAnsi="Cambria" w:cs="Cambria"/>
+      <w:b/>
+      <w:color w:val="1E3A5F"/>
+      <w:sz w:val="48"/>
+      <w:szCs w:val="48"/>
     </w:rPr>
   </w:style>
   <w:style w:type="character" w:customStyle="1" w:styleId="TitleChar">
@@ -558,22 +613,22 @@
   </w:style>
   <w:style w:type="paragraph" w:styleId="Subtitle">
     <w:name w:val="Subtitle"/>
-    <w:basedOn w:val="Title"/>
+    <w:basedOn w:val="Normal"/>
     <w:next w:val="BodyText"/>
     <w:link w:val="SubtitleChar"/>
     <w:uiPriority w:val="11"/>
     <w:qFormat/>
-    <w:rsid w:val="00A10FD9"/>
-    <w:pPr>
-      <w:numPr>
-        <w:ilvl w:val="1"/>
-      </w:numPr>
-    </w:pPr>
-    <w:rPr>
-      <w:rFonts w:eastAsiaTheme="majorEastAsia" w:cstheme="majorBidi"/>
-      <w:spacing w:val="15"/>
-      <w:sz w:val="28"/>
-      <w:szCs w:val="28"/>
+    <w:pPr>
+      <w:spacing w:after="160"/>
+      <w:contextualSpacing/>
+      <w:jc w:val="center"/>
+    </w:pPr>
+    <w:rPr>
+      <w:rFonts w:ascii="Cambria" w:hAnsi="Cambria" w:cs="Cambria"/>
+      <w:i/>
+      <w:color w:val="5B6B7B"/>
+      <w:sz w:val="30"/>
+      <w:szCs w:val="30"/>
     </w:rPr>
   </w:style>
   <w:style w:type="character" w:customStyle="1" w:styleId="SubtitleChar">
@@ -592,28 +647,34 @@
   </w:style>
   <w:style w:type="paragraph" w:customStyle="1" w:styleId="Author">
     <w:name w:val="Author"/>
-    <w:basedOn w:val="Title"/>
+    <w:basedOn w:val="Normal"/>
     <w:next w:val="BodyText"/>
     <w:qFormat/>
     <w:pPr>
       <w:keepNext/>
-      <w:keepLines/>
-    </w:pPr>
-    <w:rPr>
-      <w:sz w:val="24"/>
-      <w:szCs w:val="24"/>
+      <w:spacing w:after="40"/>
+      <w:contextualSpacing/>
+      <w:jc w:val="center"/>
+    </w:pPr>
+    <w:rPr>
+      <w:rFonts w:ascii="Cambria" w:hAnsi="Cambria" w:cs="Cambria"/>
+      <w:color w:val="333333"/>
+      <w:sz w:val="26"/>
+      <w:szCs w:val="26"/>
     </w:rPr>
   </w:style>
   <w:style w:type="paragraph" w:styleId="Date">
     <w:name w:val="Date"/>
-    <w:basedOn w:val="Title"/>
-    <w:next w:val="BodyText"/>
-    <w:qFormat/>
-    <w:pPr>
-      <w:keepNext/>
-      <w:keepLines/>
-    </w:pPr>
-    <w:rPr>
+    <w:basedOn w:val="Normal"/>
+    <w:next w:val="BodyText"/>
+    <w:qFormat/>
+    <w:pPr>
+      <w:spacing w:before="120"/>
+      <w:jc w:val="center"/>
+    </w:pPr>
+    <w:rPr>
+      <w:rFonts w:ascii="Cambria" w:hAnsi="Cambria" w:cs="Cambria"/>
+      <w:color w:val="5B6B7B"/>
       <w:sz w:val="24"/>
       <w:szCs w:val="24"/>
     </w:rPr>
@@ -665,19 +726,23 @@
     <w:link w:val="Heading1Char"/>
     <w:uiPriority w:val="9"/>
     <w:qFormat/>
-    <w:rsid w:val="00A10FD9"/>
-    <w:pPr>
-      <w:pageBreakBefore/>
+    <w:pPr>
       <w:keepNext/>
       <w:keepLines/>
-      <w:spacing w:before="360" w:after="80"/>
+      <w:pageBreakBefore/>
+      <w:pBdr>
+        <w:bottom w:val="single" w:sz="8" w:space="4" w:color="1E3A5F"/>
+      </w:pBdr>
+      <w:spacing w:before="0" w:after="220"/>
+      <w:jc w:val="left"/>
       <w:outlineLvl w:val="0"/>
     </w:pPr>
     <w:rPr>
-      <w:rFonts w:asciiTheme="majorHAnsi" w:eastAsiaTheme="majorEastAsia" w:hAnsiTheme="majorHAnsi" w:cstheme="majorBidi"/>
-      <w:color w:val="0F4761" w:themeColor="accent1" w:themeShade="BF"/>
-      <w:sz w:val="40"/>
-      <w:szCs w:val="40"/>
+      <w:rFonts w:ascii="Cambria" w:hAnsi="Cambria" w:cs="Cambria"/>
+      <w:b/>
+      <w:color w:val="1E3A5F"/>
+      <w:sz w:val="34"/>
+      <w:szCs w:val="34"/>
     </w:rPr>
   </w:style>
   <w:style w:type="paragraph" w:styleId="Heading2">
@@ -686,21 +751,20 @@
     <w:next w:val="BodyText"/>
     <w:link w:val="Heading2Char"/>
     <w:uiPriority w:val="9"/>
-    <w:semiHidden/>
-    <w:unhideWhenUsed/>
-    <w:qFormat/>
-    <w:rsid w:val="00A10FD9"/>
+    <w:qFormat/>
     <w:pPr>
       <w:keepNext/>
       <w:keepLines/>
-      <w:spacing w:before="160" w:after="80"/>
+      <w:spacing w:before="240" w:after="80"/>
+      <w:jc w:val="left"/>
       <w:outlineLvl w:val="1"/>
     </w:pPr>
     <w:rPr>
-      <w:rFonts w:asciiTheme="majorHAnsi" w:eastAsiaTheme="majorEastAsia" w:hAnsiTheme="majorHAnsi" w:cstheme="majorBidi"/>
-      <w:color w:val="0F4761" w:themeColor="accent1" w:themeShade="BF"/>
-      <w:sz w:val="32"/>
-      <w:szCs w:val="32"/>
+      <w:rFonts w:ascii="Cambria" w:hAnsi="Cambria" w:cs="Cambria"/>
+      <w:b/>
+      <w:color w:val="2A4A6B"/>
+      <w:sz w:val="27"/>
+      <w:szCs w:val="27"/>
     </w:rPr>
   </w:style>
   <w:style w:type="paragraph" w:styleId="Heading3">
@@ -709,21 +773,21 @@
     <w:next w:val="BodyText"/>
     <w:link w:val="Heading3Char"/>
     <w:uiPriority w:val="9"/>
-    <w:semiHidden/>
-    <w:unhideWhenUsed/>
-    <w:qFormat/>
-    <w:rsid w:val="00A10FD9"/>
+    <w:qFormat/>
     <w:pPr>
       <w:keepNext/>
       <w:keepLines/>
-      <w:spacing w:before="160" w:after="80"/>
+      <w:spacing w:before="160" w:after="60"/>
+      <w:jc w:val="left"/>
       <w:outlineLvl w:val="2"/>
     </w:pPr>
     <w:rPr>
-      <w:rFonts w:eastAsiaTheme="majorEastAsia" w:cstheme="majorBidi"/>
-      <w:color w:val="0F4761" w:themeColor="accent1" w:themeShade="BF"/>
-      <w:sz w:val="28"/>
-      <w:szCs w:val="28"/>
+      <w:rFonts w:ascii="Cambria" w:hAnsi="Cambria" w:cs="Cambria"/>
+      <w:b/>
+      <w:i/>
+      <w:color w:val="3A5A7B"/>
+      <w:sz w:val="24"/>
+      <w:szCs w:val="24"/>
     </w:rPr>
   </w:style>
   <w:style w:type="paragraph" w:styleId="Heading4">

--- a/07-Entregables/build/reference.docx
+++ b/07-Entregables/build/reference.docx
@@ -342,28 +342,7 @@
         <w:sz w:val="18"/>
         <w:szCs w:val="18"/>
       </w:rPr>
-      <w:t xml:space="preserve">â€” </w:t>
-    </w:r>
-    <w:r>
-      <w:rPr>
-        <w:color w:val="808080"/>
-        <w:sz w:val="18"/>
-      </w:rPr>
       <w:fldChar w:fldCharType="begin"/>
-    </w:r>
-    <w:r>
-      <w:rPr>
-        <w:color w:val="808080"/>
-        <w:sz w:val="18"/>
-      </w:rPr>
-      <w:instrText xml:space="preserve"> PAGE </w:instrText>
-    </w:r>
-    <w:r>
-      <w:rPr>
-        <w:color w:val="808080"/>
-        <w:sz w:val="18"/>
-      </w:rPr>
-      <w:fldChar w:fldCharType="end"/>
     </w:r>
     <w:r>
       <w:rPr>
@@ -372,7 +351,34 @@
         <w:sz w:val="18"/>
         <w:szCs w:val="18"/>
       </w:rPr>
-      <w:t xml:space="preserve"> â€”</w:t>
+      <w:instrText xml:space="preserve"> PAGE </w:instrText>
+    </w:r>
+    <w:r>
+      <w:rPr>
+        <w:rFonts w:ascii="Cambria" w:hAnsi="Cambria"/>
+        <w:color w:val="808080"/>
+        <w:sz w:val="18"/>
+        <w:szCs w:val="18"/>
+      </w:rPr>
+      <w:fldChar w:fldCharType="separate"/>
+    </w:r>
+    <w:r>
+      <w:rPr>
+        <w:rFonts w:ascii="Cambria" w:hAnsi="Cambria"/>
+        <w:color w:val="808080"/>
+        <w:sz w:val="18"/>
+        <w:szCs w:val="18"/>
+      </w:rPr>
+      <w:t>1</w:t>
+    </w:r>
+    <w:r>
+      <w:rPr>
+        <w:rFonts w:ascii="Cambria" w:hAnsi="Cambria"/>
+        <w:color w:val="808080"/>
+        <w:sz w:val="18"/>
+        <w:szCs w:val="18"/>
+      </w:rPr>
+      <w:fldChar w:fldCharType="end"/>
     </w:r>
   </w:p>
 </w:ftr>
